--- a/manuscript/ssm_title_page.docx
+++ b/manuscript/ssm_title_page.docx
@@ -77,7 +77,7 @@
           <w:rFonts w:ascii="Times New Roman" w:hAnsi="Times New Roman"/>
           <w:sz w:val="24"/>
         </w:rPr>
-        <w:t>Word count: approximately 6230 words in total, including abstract and references; main text excluding abstract and references is approximately 4835 words</w:t>
+        <w:t>Word count: approximately 6249 words in total, including abstract and references; main text excluding abstract and references is approximately 4861 words</w:t>
       </w:r>
     </w:p>
     <w:p>

--- a/manuscript/ssm_title_page.docx
+++ b/manuscript/ssm_title_page.docx
@@ -77,7 +77,7 @@
           <w:rFonts w:ascii="Times New Roman" w:hAnsi="Times New Roman"/>
           <w:sz w:val="24"/>
         </w:rPr>
-        <w:t>Word count: approximately 6249 words in total, including abstract and references; main text excluding abstract and references is approximately 4861 words</w:t>
+        <w:t>Word count: approximately 6243 words in total, including abstract and references; main text excluding abstract and references is approximately 4861 words</w:t>
       </w:r>
     </w:p>
     <w:p>
